--- a/submission/系统使用说明_AgentGuard.docx
+++ b/submission/系统使用说明_AgentGuard.docx
@@ -141,7 +141,7 @@
       <w:r>
         <w:drawing>
           <wp:inline xmlns:a="http://schemas.openxmlformats.org/drawingml/2006/main" xmlns:pic="http://schemas.openxmlformats.org/drawingml/2006/picture">
-            <wp:extent cx="5623560" cy="1470453"/>
+            <wp:extent cx="5623560" cy="1466443"/>
             <wp:docPr id="2" name="Picture 2"/>
             <wp:cNvGraphicFramePr>
               <a:graphicFrameLocks noChangeAspect="1"/>
@@ -162,7 +162,7 @@
                   <pic:spPr>
                     <a:xfrm>
                       <a:off x="0" y="0"/>
-                      <a:ext cx="5623560" cy="1470453"/>
+                      <a:ext cx="5623560" cy="1466443"/>
                     </a:xfrm>
                     <a:prstGeom prst="rect"/>
                   </pic:spPr>
@@ -207,7 +207,7 @@
       <w:r>
         <w:drawing>
           <wp:inline xmlns:a="http://schemas.openxmlformats.org/drawingml/2006/main" xmlns:pic="http://schemas.openxmlformats.org/drawingml/2006/picture">
-            <wp:extent cx="5623560" cy="2424838"/>
+            <wp:extent cx="5623560" cy="2426074"/>
             <wp:docPr id="3" name="Picture 3"/>
             <wp:cNvGraphicFramePr>
               <a:graphicFrameLocks noChangeAspect="1"/>
@@ -228,7 +228,7 @@
                   <pic:spPr>
                     <a:xfrm>
                       <a:off x="0" y="0"/>
-                      <a:ext cx="5623560" cy="2424838"/>
+                      <a:ext cx="5623560" cy="2426074"/>
                     </a:xfrm>
                     <a:prstGeom prst="rect"/>
                   </pic:spPr>
@@ -253,7 +253,52 @@
         <w:pStyle w:val="Heading1"/>
       </w:pPr>
       <w:r>
-        <w:t>5. 模型分、规则分与证据链</w:t>
+        <w:t>5. 上传日志演示</w:t>
+      </w:r>
+    </w:p>
+    <w:p>
+      <w:r>
+        <w:t>页面支持直接上传 .log、.jsonl 或 .txt 文件。当前可自动识别 AgentGuard JSONL、Loghub BGL 原始日志和 Loghub HDFS 原始日志。上传状态条会显示当前文件名、解析器、事件数、告警数和失败原因；上传完一个日志后可点击“更换日志”继续选择其它文件。</w:t>
+      </w:r>
+    </w:p>
+    <w:p>
+      <w:pPr>
+        <w:pStyle w:val="ListBullet"/>
+      </w:pPr>
+      <w:r>
+        <w:t>data/upload_logs/01_public_bgl_anomaly.log：公开 BGL 系统异常日志，适合证明不是写死样例。</w:t>
+      </w:r>
+    </w:p>
+    <w:p>
+      <w:pPr>
+        <w:pStyle w:val="ListBullet"/>
+      </w:pPr>
+      <w:r>
+        <w:t>data/upload_logs/02_controlled_security_chain.log：可控异常行为链，适合展示查看链路。</w:t>
+      </w:r>
+    </w:p>
+    <w:p>
+      <w:pPr>
+        <w:pStyle w:val="ListBullet"/>
+      </w:pPr>
+      <w:r>
+        <w:t>data/upload_logs/03_local_normal_snapshot.log：本机正常行为快照，适合展示正常情况。</w:t>
+      </w:r>
+    </w:p>
+    <w:p>
+      <w:pPr>
+        <w:pStyle w:val="ListBullet"/>
+      </w:pPr>
+      <w:r>
+        <w:t>data/upload_logs/04_demo_mixed_dataset.log：混合测试日志，适合展示批量检测。</w:t>
+      </w:r>
+    </w:p>
+    <w:p>
+      <w:pPr>
+        <w:pStyle w:val="Heading1"/>
+      </w:pPr>
+      <w:r>
+        <w:t>6. 模型分、规则分与证据链</w:t>
       </w:r>
     </w:p>
     <w:p>
@@ -268,7 +313,7 @@
       <w:r>
         <w:drawing>
           <wp:inline xmlns:a="http://schemas.openxmlformats.org/drawingml/2006/main" xmlns:pic="http://schemas.openxmlformats.org/drawingml/2006/picture">
-            <wp:extent cx="5623560" cy="1947168"/>
+            <wp:extent cx="5623560" cy="1937577"/>
             <wp:docPr id="4" name="Picture 4"/>
             <wp:cNvGraphicFramePr>
               <a:graphicFrameLocks noChangeAspect="1"/>
@@ -289,7 +334,7 @@
                   <pic:spPr>
                     <a:xfrm>
                       <a:off x="0" y="0"/>
-                      <a:ext cx="5623560" cy="1947168"/>
+                      <a:ext cx="5623560" cy="1937577"/>
                     </a:xfrm>
                     <a:prstGeom prst="rect"/>
                   </pic:spPr>
@@ -314,7 +359,7 @@
         <w:pStyle w:val="Heading1"/>
       </w:pPr>
       <w:r>
-        <w:t>6. 自有数据训练与故障处理</w:t>
+        <w:t>7. 自有数据训练与故障处理</w:t>
       </w:r>
     </w:p>
     <w:p>
@@ -362,7 +407,7 @@
         <w:pStyle w:val="Heading1"/>
       </w:pPr>
       <w:r>
-        <w:t>7. 部署安全边界</w:t>
+        <w:t>8. 部署安全边界</w:t>
       </w:r>
     </w:p>
     <w:p>

--- a/submission/系统使用说明_AgentGuard.docx
+++ b/submission/系统使用说明_AgentGuard.docx
@@ -80,7 +80,7 @@
       <w:r>
         <w:drawing>
           <wp:inline xmlns:a="http://schemas.openxmlformats.org/drawingml/2006/main" xmlns:pic="http://schemas.openxmlformats.org/drawingml/2006/picture">
-            <wp:extent cx="5623560" cy="6959156"/>
+            <wp:extent cx="5623560" cy="15446479"/>
             <wp:docPr id="1" name="Picture 1"/>
             <wp:cNvGraphicFramePr>
               <a:graphicFrameLocks noChangeAspect="1"/>
@@ -101,7 +101,7 @@
                   <pic:spPr>
                     <a:xfrm>
                       <a:off x="0" y="0"/>
-                      <a:ext cx="5623560" cy="6959156"/>
+                      <a:ext cx="5623560" cy="15446479"/>
                     </a:xfrm>
                     <a:prstGeom prst="rect"/>
                   </pic:spPr>
@@ -263,6 +263,54 @@
     </w:p>
     <w:p>
       <w:pPr>
+        <w:jc w:val="center"/>
+      </w:pPr>
+      <w:r>
+        <w:drawing>
+          <wp:inline xmlns:a="http://schemas.openxmlformats.org/drawingml/2006/main" xmlns:pic="http://schemas.openxmlformats.org/drawingml/2006/picture">
+            <wp:extent cx="5623560" cy="16400722"/>
+            <wp:docPr id="4" name="Picture 4"/>
+            <wp:cNvGraphicFramePr>
+              <a:graphicFrameLocks noChangeAspect="1"/>
+            </wp:cNvGraphicFramePr>
+            <a:graphic>
+              <a:graphicData uri="http://schemas.openxmlformats.org/drawingml/2006/picture">
+                <pic:pic>
+                  <pic:nvPicPr>
+                    <pic:cNvPr id="0" name="upload_log_feedback.png"/>
+                    <pic:cNvPicPr/>
+                  </pic:nvPicPr>
+                  <pic:blipFill>
+                    <a:blip r:embed="rId14"/>
+                    <a:stretch>
+                      <a:fillRect/>
+                    </a:stretch>
+                  </pic:blipFill>
+                  <pic:spPr>
+                    <a:xfrm>
+                      <a:off x="0" y="0"/>
+                      <a:ext cx="5623560" cy="16400722"/>
+                    </a:xfrm>
+                    <a:prstGeom prst="rect"/>
+                  </pic:spPr>
+                </pic:pic>
+              </a:graphicData>
+            </a:graphic>
+          </wp:inline>
+        </w:drawing>
+      </w:r>
+    </w:p>
+    <w:p>
+      <w:pPr>
+        <w:ind w:firstLine="0"/>
+        <w:jc w:val="center"/>
+      </w:pPr>
+      <w:r>
+        <w:t>图 4  上传日志后的状态反馈与更换日志入口</w:t>
+      </w:r>
+    </w:p>
+    <w:p>
+      <w:pPr>
         <w:pStyle w:val="ListBullet"/>
       </w:pPr>
       <w:r>
@@ -314,7 +362,7 @@
         <w:drawing>
           <wp:inline xmlns:a="http://schemas.openxmlformats.org/drawingml/2006/main" xmlns:pic="http://schemas.openxmlformats.org/drawingml/2006/picture">
             <wp:extent cx="5623560" cy="1937577"/>
-            <wp:docPr id="4" name="Picture 4"/>
+            <wp:docPr id="5" name="Picture 5"/>
             <wp:cNvGraphicFramePr>
               <a:graphicFrameLocks noChangeAspect="1"/>
             </wp:cNvGraphicFramePr>
@@ -326,7 +374,7 @@
                     <pic:cNvPicPr/>
                   </pic:nvPicPr>
                   <pic:blipFill>
-                    <a:blip r:embed="rId14"/>
+                    <a:blip r:embed="rId15"/>
                     <a:stretch>
                       <a:fillRect/>
                     </a:stretch>
@@ -351,7 +399,7 @@
         <w:jc w:val="center"/>
       </w:pPr>
       <w:r>
-        <w:t>图 4  模型分、规则分与证据链</w:t>
+        <w:t>图 5  模型分、规则分与证据链</w:t>
       </w:r>
     </w:p>
     <w:p>
